--- a/rapports/2026-06-06/EQ24/EQ24_sup_v2/DR_033202050056/55-54-38-56.docx
+++ b/rapports/2026-06-06/EQ24/EQ24_sup_v2/DR_033202050056/55-54-38-56.docx
@@ -297,7 +297,7 @@
           <w:color w:val="1F6FEB"/>
           <w:sz w:val="22"/>
         </w:rPr>
-        <w:t>⚠ INCOHÉRENCES À CORRIGER (46)</w:t>
+        <w:t>⚠ INCOHÉRENCES À CORRIGER (36)</w:t>
       </w:r>
     </w:p>
     <w:tbl>
@@ -396,6 +396,186 @@
                 <w:sz w:val="16"/>
               </w:rPr>
               <w:t>Message / action</w:t>
+            </w:r>
+          </w:p>
+        </w:tc>
+      </w:tr>
+      <w:tr>
+        <w:tc>
+          <w:tcPr>
+            <w:tcW w:type="dxa" w:w="964"/>
+          </w:tcPr>
+          <w:p>
+            <w:r>
+              <w:rPr>
+                <w:b/>
+                <w:i w:val="0"/>
+                <w:color w:val="DC2626"/>
+                <w:sz w:val="16"/>
+              </w:rPr>
+              <w:t>Haute</w:t>
+            </w:r>
+          </w:p>
+        </w:tc>
+        <w:tc>
+          <w:tcPr>
+            <w:tcW w:type="dxa" w:w="1247"/>
+          </w:tcPr>
+          <w:p>
+            <w:r>
+              <w:rPr>
+                <w:b/>
+                <w:i w:val="0"/>
+                <w:sz w:val="16"/>
+              </w:rPr>
+              <w:t>S01</w:t>
+              <w:br/>
+            </w:r>
+            <w:r>
+              <w:rPr>
+                <w:b w:val="0"/>
+                <w:i w:val="0"/>
+                <w:color w:val="64748B"/>
+                <w:sz w:val="14"/>
+              </w:rPr>
+              <w:t>Démographie</w:t>
+            </w:r>
+          </w:p>
+        </w:tc>
+        <w:tc>
+          <w:tcPr>
+            <w:tcW w:type="dxa" w:w="1531"/>
+          </w:tcPr>
+          <w:p>
+            <w:r>
+              <w:rPr>
+                <w:b/>
+                <w:i w:val="0"/>
+                <w:color w:val="16A34A"/>
+                <w:sz w:val="16"/>
+              </w:rPr>
+              <w:t>—</w:t>
+            </w:r>
+          </w:p>
+        </w:tc>
+        <w:tc>
+          <w:tcPr>
+            <w:tcW w:type="dxa" w:w="1191"/>
+          </w:tcPr>
+          <w:p>
+            <w:r>
+              <w:rPr>
+                <w:b w:val="0"/>
+                <w:i w:val="0"/>
+                <w:color w:val="64748B"/>
+                <w:sz w:val="16"/>
+              </w:rPr>
+              <w:t>GT-CQ</w:t>
+            </w:r>
+          </w:p>
+        </w:tc>
+        <w:tc>
+          <w:tcPr>
+            <w:tcW w:type="dxa" w:w="4706"/>
+          </w:tcPr>
+          <w:p>
+            <w:r>
+              <w:rPr>
+                <w:b w:val="0"/>
+                <w:i w:val="0"/>
+                <w:sz w:val="17"/>
+              </w:rPr>
+              <w:t>Incoherence! AMETH SOUGOU a declaré que la branche d'activité de son père est Autres services alors que le père lui-même declare comme branche Sans emploi au niveau de la section 4a.</w:t>
+            </w:r>
+          </w:p>
+        </w:tc>
+      </w:tr>
+      <w:tr>
+        <w:tc>
+          <w:tcPr>
+            <w:tcW w:type="dxa" w:w="964"/>
+          </w:tcPr>
+          <w:p>
+            <w:r>
+              <w:rPr>
+                <w:b/>
+                <w:i w:val="0"/>
+                <w:color w:val="DC2626"/>
+                <w:sz w:val="16"/>
+              </w:rPr>
+              <w:t>Haute</w:t>
+            </w:r>
+          </w:p>
+        </w:tc>
+        <w:tc>
+          <w:tcPr>
+            <w:tcW w:type="dxa" w:w="1247"/>
+          </w:tcPr>
+          <w:p>
+            <w:r>
+              <w:rPr>
+                <w:b/>
+                <w:i w:val="0"/>
+                <w:sz w:val="16"/>
+              </w:rPr>
+              <w:t>S01</w:t>
+              <w:br/>
+            </w:r>
+            <w:r>
+              <w:rPr>
+                <w:b w:val="0"/>
+                <w:i w:val="0"/>
+                <w:color w:val="64748B"/>
+                <w:sz w:val="14"/>
+              </w:rPr>
+              <w:t>Démographie</w:t>
+            </w:r>
+          </w:p>
+        </w:tc>
+        <w:tc>
+          <w:tcPr>
+            <w:tcW w:type="dxa" w:w="1531"/>
+          </w:tcPr>
+          <w:p>
+            <w:r>
+              <w:rPr>
+                <w:b/>
+                <w:i w:val="0"/>
+                <w:color w:val="16A34A"/>
+                <w:sz w:val="16"/>
+              </w:rPr>
+              <w:t>—</w:t>
+            </w:r>
+          </w:p>
+        </w:tc>
+        <w:tc>
+          <w:tcPr>
+            <w:tcW w:type="dxa" w:w="1191"/>
+          </w:tcPr>
+          <w:p>
+            <w:r>
+              <w:rPr>
+                <w:b w:val="0"/>
+                <w:i w:val="0"/>
+                <w:color w:val="64748B"/>
+                <w:sz w:val="16"/>
+              </w:rPr>
+              <w:t>GT-CQ</w:t>
+            </w:r>
+          </w:p>
+        </w:tc>
+        <w:tc>
+          <w:tcPr>
+            <w:tcW w:type="dxa" w:w="4706"/>
+          </w:tcPr>
+          <w:p>
+            <w:r>
+              <w:rPr>
+                <w:b w:val="0"/>
+                <w:i w:val="0"/>
+                <w:sz w:val="17"/>
+              </w:rPr>
+              <w:t>Incoherence! MAREME SOUGOU a declaré que la branche d'activité de son père est Autres services alors que le père lui-même declare comme branche Sans emploi au niveau de la section 4a.</w:t>
             </w:r>
           </w:p>
         </w:tc>
@@ -634,96 +814,6 @@
                 <w:color w:val="16A34A"/>
                 <w:sz w:val="16"/>
               </w:rPr>
-              <w:t>—</w:t>
-            </w:r>
-          </w:p>
-        </w:tc>
-        <w:tc>
-          <w:tcPr>
-            <w:tcW w:type="dxa" w:w="1191"/>
-          </w:tcPr>
-          <w:p>
-            <w:r>
-              <w:rPr>
-                <w:b w:val="0"/>
-                <w:i w:val="0"/>
-                <w:color w:val="64748B"/>
-                <w:sz w:val="16"/>
-              </w:rPr>
-              <w:t>GT-CQ</w:t>
-            </w:r>
-          </w:p>
-        </w:tc>
-        <w:tc>
-          <w:tcPr>
-            <w:tcW w:type="dxa" w:w="4706"/>
-          </w:tcPr>
-          <w:p>
-            <w:r>
-              <w:rPr>
-                <w:b w:val="0"/>
-                <w:i w:val="0"/>
-                <w:sz w:val="17"/>
-              </w:rPr>
-              <w:t>Incoherence! AMETH SOUGOU a declaré que la branche d'activité de son père est Autres services alors que le père lui-même declare comme branche Sans emploi au niveau de la section 4a.</w:t>
-            </w:r>
-          </w:p>
-        </w:tc>
-      </w:tr>
-      <w:tr>
-        <w:tc>
-          <w:tcPr>
-            <w:tcW w:type="dxa" w:w="964"/>
-          </w:tcPr>
-          <w:p>
-            <w:r>
-              <w:rPr>
-                <w:b/>
-                <w:i w:val="0"/>
-                <w:color w:val="DC2626"/>
-                <w:sz w:val="16"/>
-              </w:rPr>
-              <w:t>Haute</w:t>
-            </w:r>
-          </w:p>
-        </w:tc>
-        <w:tc>
-          <w:tcPr>
-            <w:tcW w:type="dxa" w:w="1247"/>
-          </w:tcPr>
-          <w:p>
-            <w:r>
-              <w:rPr>
-                <w:b/>
-                <w:i w:val="0"/>
-                <w:sz w:val="16"/>
-              </w:rPr>
-              <w:t>S01</w:t>
-              <w:br/>
-            </w:r>
-            <w:r>
-              <w:rPr>
-                <w:b w:val="0"/>
-                <w:i w:val="0"/>
-                <w:color w:val="64748B"/>
-                <w:sz w:val="14"/>
-              </w:rPr>
-              <w:t>Démographie</w:t>
-            </w:r>
-          </w:p>
-        </w:tc>
-        <w:tc>
-          <w:tcPr>
-            <w:tcW w:type="dxa" w:w="1531"/>
-          </w:tcPr>
-          <w:p>
-            <w:r>
-              <w:rPr>
-                <w:b/>
-                <w:i w:val="0"/>
-                <w:color w:val="16A34A"/>
-                <w:sz w:val="16"/>
-              </w:rPr>
               <w:t>s01q22, s01q00b</w:t>
             </w:r>
           </w:p>
@@ -845,97 +935,7 @@
                 <w:i w:val="0"/>
                 <w:sz w:val="17"/>
               </w:rPr>
-              <w:t>Incohérence!! Le nombre d'année (9999) que AWA DIEYE a vécu dans la localité est superieur à son âge (20) ou ne sait pas. Prière de corriger.</w:t>
-            </w:r>
-          </w:p>
-        </w:tc>
-      </w:tr>
-      <w:tr>
-        <w:tc>
-          <w:tcPr>
-            <w:tcW w:type="dxa" w:w="964"/>
-          </w:tcPr>
-          <w:p>
-            <w:r>
-              <w:rPr>
-                <w:b/>
-                <w:i w:val="0"/>
-                <w:color w:val="DC2626"/>
-                <w:sz w:val="16"/>
-              </w:rPr>
-              <w:t>Haute</w:t>
-            </w:r>
-          </w:p>
-        </w:tc>
-        <w:tc>
-          <w:tcPr>
-            <w:tcW w:type="dxa" w:w="1247"/>
-          </w:tcPr>
-          <w:p>
-            <w:r>
-              <w:rPr>
-                <w:b/>
-                <w:i w:val="0"/>
-                <w:sz w:val="16"/>
-              </w:rPr>
-              <w:t>S01</w:t>
-              <w:br/>
-            </w:r>
-            <w:r>
-              <w:rPr>
-                <w:b w:val="0"/>
-                <w:i w:val="0"/>
-                <w:color w:val="64748B"/>
-                <w:sz w:val="14"/>
-              </w:rPr>
-              <w:t>Démographie</w:t>
-            </w:r>
-          </w:p>
-        </w:tc>
-        <w:tc>
-          <w:tcPr>
-            <w:tcW w:type="dxa" w:w="1531"/>
-          </w:tcPr>
-          <w:p>
-            <w:r>
-              <w:rPr>
-                <w:b/>
-                <w:i w:val="0"/>
-                <w:color w:val="16A34A"/>
-                <w:sz w:val="16"/>
-              </w:rPr>
-              <w:t>—</w:t>
-            </w:r>
-          </w:p>
-        </w:tc>
-        <w:tc>
-          <w:tcPr>
-            <w:tcW w:type="dxa" w:w="1191"/>
-          </w:tcPr>
-          <w:p>
-            <w:r>
-              <w:rPr>
-                <w:b w:val="0"/>
-                <w:i w:val="0"/>
-                <w:color w:val="64748B"/>
-                <w:sz w:val="16"/>
-              </w:rPr>
-              <w:t>GT-CQ</w:t>
-            </w:r>
-          </w:p>
-        </w:tc>
-        <w:tc>
-          <w:tcPr>
-            <w:tcW w:type="dxa" w:w="4706"/>
-          </w:tcPr>
-          <w:p>
-            <w:r>
-              <w:rPr>
-                <w:b w:val="0"/>
-                <w:i w:val="0"/>
-                <w:sz w:val="17"/>
-              </w:rPr>
-              <w:t>Incoherence! MAREME SOUGOU a declaré que la branche d'activité de son père est Autres services alors que le père lui-même declare comme branche Sans emploi au niveau de la section 4a.</w:t>
+              <w:t>Incohérence!! Le nombre d'année (9999) que AWA DIEYE a vécu dans la localité est superieur à son âge (20) ou ne sait pas.</w:t>
             </w:r>
           </w:p>
         </w:tc>
@@ -1115,187 +1115,7 @@
                 <w:i w:val="0"/>
                 <w:sz w:val="17"/>
               </w:rPr>
-              <w:t>Incohérence!!! seulement les écoles gouvermentales paient les cotisations (Gouvernement, communauté, ONG ou organisation humanitaire).</w:t>
-            </w:r>
-          </w:p>
-        </w:tc>
-      </w:tr>
-      <w:tr>
-        <w:tc>
-          <w:tcPr>
-            <w:tcW w:type="dxa" w:w="964"/>
-          </w:tcPr>
-          <w:p>
-            <w:r>
-              <w:rPr>
-                <w:b/>
-                <w:i w:val="0"/>
-                <w:color w:val="DC2626"/>
-                <w:sz w:val="16"/>
-              </w:rPr>
-              <w:t>Haute</w:t>
-            </w:r>
-          </w:p>
-        </w:tc>
-        <w:tc>
-          <w:tcPr>
-            <w:tcW w:type="dxa" w:w="1247"/>
-          </w:tcPr>
-          <w:p>
-            <w:r>
-              <w:rPr>
-                <w:b/>
-                <w:i w:val="0"/>
-                <w:sz w:val="16"/>
-              </w:rPr>
-              <w:t>S02</w:t>
-              <w:br/>
-            </w:r>
-            <w:r>
-              <w:rPr>
-                <w:b w:val="0"/>
-                <w:i w:val="0"/>
-                <w:color w:val="64748B"/>
-                <w:sz w:val="14"/>
-              </w:rPr>
-              <w:t>Éducation</w:t>
-            </w:r>
-          </w:p>
-        </w:tc>
-        <w:tc>
-          <w:tcPr>
-            <w:tcW w:type="dxa" w:w="1531"/>
-          </w:tcPr>
-          <w:p>
-            <w:r>
-              <w:rPr>
-                <w:b/>
-                <w:i w:val="0"/>
-                <w:color w:val="16A34A"/>
-                <w:sz w:val="16"/>
-              </w:rPr>
-              <w:t>—</w:t>
-            </w:r>
-          </w:p>
-        </w:tc>
-        <w:tc>
-          <w:tcPr>
-            <w:tcW w:type="dxa" w:w="1191"/>
-          </w:tcPr>
-          <w:p>
-            <w:r>
-              <w:rPr>
-                <w:b w:val="0"/>
-                <w:i w:val="0"/>
-                <w:color w:val="64748B"/>
-                <w:sz w:val="16"/>
-              </w:rPr>
-              <w:t>GT-CQ</w:t>
-            </w:r>
-          </w:p>
-        </w:tc>
-        <w:tc>
-          <w:tcPr>
-            <w:tcW w:type="dxa" w:w="4706"/>
-          </w:tcPr>
-          <w:p>
-            <w:r>
-              <w:rPr>
-                <w:b w:val="0"/>
-                <w:i w:val="0"/>
-                <w:sz w:val="17"/>
-              </w:rPr>
-              <w:t>Incohérence!!! seulement les écoles privées paient les frais de scolarité (y compris les frais d'inscription).</w:t>
-            </w:r>
-          </w:p>
-        </w:tc>
-      </w:tr>
-      <w:tr>
-        <w:tc>
-          <w:tcPr>
-            <w:tcW w:type="dxa" w:w="964"/>
-          </w:tcPr>
-          <w:p>
-            <w:r>
-              <w:rPr>
-                <w:b/>
-                <w:i w:val="0"/>
-                <w:color w:val="DC2626"/>
-                <w:sz w:val="16"/>
-              </w:rPr>
-              <w:t>Haute</w:t>
-            </w:r>
-          </w:p>
-        </w:tc>
-        <w:tc>
-          <w:tcPr>
-            <w:tcW w:type="dxa" w:w="1247"/>
-          </w:tcPr>
-          <w:p>
-            <w:r>
-              <w:rPr>
-                <w:b/>
-                <w:i w:val="0"/>
-                <w:sz w:val="16"/>
-              </w:rPr>
-              <w:t>S02</w:t>
-              <w:br/>
-            </w:r>
-            <w:r>
-              <w:rPr>
-                <w:b w:val="0"/>
-                <w:i w:val="0"/>
-                <w:color w:val="64748B"/>
-                <w:sz w:val="14"/>
-              </w:rPr>
-              <w:t>Éducation</w:t>
-            </w:r>
-          </w:p>
-        </w:tc>
-        <w:tc>
-          <w:tcPr>
-            <w:tcW w:type="dxa" w:w="1531"/>
-          </w:tcPr>
-          <w:p>
-            <w:r>
-              <w:rPr>
-                <w:b/>
-                <w:i w:val="0"/>
-                <w:color w:val="16A34A"/>
-                <w:sz w:val="16"/>
-              </w:rPr>
-              <w:t>—</w:t>
-            </w:r>
-          </w:p>
-        </w:tc>
-        <w:tc>
-          <w:tcPr>
-            <w:tcW w:type="dxa" w:w="1191"/>
-          </w:tcPr>
-          <w:p>
-            <w:r>
-              <w:rPr>
-                <w:b w:val="0"/>
-                <w:i w:val="0"/>
-                <w:color w:val="64748B"/>
-                <w:sz w:val="16"/>
-              </w:rPr>
-              <w:t>GT-CQ</w:t>
-            </w:r>
-          </w:p>
-        </w:tc>
-        <w:tc>
-          <w:tcPr>
-            <w:tcW w:type="dxa" w:w="4706"/>
-          </w:tcPr>
-          <w:p>
-            <w:r>
-              <w:rPr>
-                <w:b w:val="0"/>
-                <w:i w:val="0"/>
-                <w:sz w:val="17"/>
-              </w:rPr>
-              <w:t>Incohérent!! Le niveau d'instruction déclaré par l'un des enfants (Primaire) au niveau de la section 1 de ABDOU SOUGOU diffère de celui donné par ABDOU SOUGOU lui-même qui affirme ne pas avoir frequenté l'école formelle.</w:t>
+              <w:t>Incohérent!! Le niveau d'instruction déclaré par l'un des enfants (Ne sait pas) au niveau de la section 1 de ABDOU SOUGOU diffère de celui donné par ABDOU SOUGOU lui-même qui affirme ne pas avoir frequenté l'école formelle.</w:t>
             </w:r>
           </w:p>
         </w:tc>
@@ -1745,547 +1565,7 @@
                 <w:i w:val="0"/>
                 <w:sz w:val="17"/>
               </w:rPr>
-              <w:t>Prière de verifier l'information donnée par SOKHNA MAI SOUGOU ou corriger au niveau de la section 1.</w:t>
-            </w:r>
-          </w:p>
-        </w:tc>
-      </w:tr>
-      <w:tr>
-        <w:tc>
-          <w:tcPr>
-            <w:tcW w:type="dxa" w:w="964"/>
-          </w:tcPr>
-          <w:p>
-            <w:r>
-              <w:rPr>
-                <w:b/>
-                <w:i w:val="0"/>
-                <w:color w:val="EA580C"/>
-                <w:sz w:val="16"/>
-              </w:rPr>
-              <w:t>Moyenne</w:t>
-            </w:r>
-          </w:p>
-        </w:tc>
-        <w:tc>
-          <w:tcPr>
-            <w:tcW w:type="dxa" w:w="1247"/>
-          </w:tcPr>
-          <w:p>
-            <w:r>
-              <w:rPr>
-                <w:b/>
-                <w:i w:val="0"/>
-                <w:sz w:val="16"/>
-              </w:rPr>
-              <w:t>S01</w:t>
-              <w:br/>
-            </w:r>
-            <w:r>
-              <w:rPr>
-                <w:b w:val="0"/>
-                <w:i w:val="0"/>
-                <w:color w:val="64748B"/>
-                <w:sz w:val="14"/>
-              </w:rPr>
-              <w:t>Démographie</w:t>
-            </w:r>
-          </w:p>
-        </w:tc>
-        <w:tc>
-          <w:tcPr>
-            <w:tcW w:type="dxa" w:w="1531"/>
-          </w:tcPr>
-          <w:p>
-            <w:r>
-              <w:rPr>
-                <w:b/>
-                <w:i w:val="0"/>
-                <w:color w:val="16A34A"/>
-                <w:sz w:val="16"/>
-              </w:rPr>
-              <w:t>s00q27, s01q03a, s01q03b, s01q03c, s01q00b</w:t>
-            </w:r>
-          </w:p>
-        </w:tc>
-        <w:tc>
-          <w:tcPr>
-            <w:tcW w:type="dxa" w:w="1191"/>
-          </w:tcPr>
-          <w:p>
-            <w:r>
-              <w:rPr>
-                <w:b w:val="0"/>
-                <w:i w:val="0"/>
-                <w:color w:val="64748B"/>
-                <w:sz w:val="16"/>
-              </w:rPr>
-              <w:t>GT-CQ</w:t>
-            </w:r>
-          </w:p>
-        </w:tc>
-        <w:tc>
-          <w:tcPr>
-            <w:tcW w:type="dxa" w:w="4706"/>
-          </w:tcPr>
-          <w:p>
-            <w:r>
-              <w:rPr>
-                <w:b w:val="0"/>
-                <w:i w:val="0"/>
-                <w:sz w:val="17"/>
-              </w:rPr>
-              <w:t>Les informations sur l'acte de naissance (ni Jours, ni mois et ni années) de  ABDOU SOUGOU  manquent, s'il vous plait pouvez-vous fournir d'effort pour avoir ces informations.</w:t>
-            </w:r>
-          </w:p>
-        </w:tc>
-      </w:tr>
-      <w:tr>
-        <w:tc>
-          <w:tcPr>
-            <w:tcW w:type="dxa" w:w="964"/>
-          </w:tcPr>
-          <w:p>
-            <w:r>
-              <w:rPr>
-                <w:b/>
-                <w:i w:val="0"/>
-                <w:color w:val="EA580C"/>
-                <w:sz w:val="16"/>
-              </w:rPr>
-              <w:t>Moyenne</w:t>
-            </w:r>
-          </w:p>
-        </w:tc>
-        <w:tc>
-          <w:tcPr>
-            <w:tcW w:type="dxa" w:w="1247"/>
-          </w:tcPr>
-          <w:p>
-            <w:r>
-              <w:rPr>
-                <w:b/>
-                <w:i w:val="0"/>
-                <w:sz w:val="16"/>
-              </w:rPr>
-              <w:t>S01</w:t>
-              <w:br/>
-            </w:r>
-            <w:r>
-              <w:rPr>
-                <w:b w:val="0"/>
-                <w:i w:val="0"/>
-                <w:color w:val="64748B"/>
-                <w:sz w:val="14"/>
-              </w:rPr>
-              <w:t>Démographie</w:t>
-            </w:r>
-          </w:p>
-        </w:tc>
-        <w:tc>
-          <w:tcPr>
-            <w:tcW w:type="dxa" w:w="1531"/>
-          </w:tcPr>
-          <w:p>
-            <w:r>
-              <w:rPr>
-                <w:b/>
-                <w:i w:val="0"/>
-                <w:color w:val="16A34A"/>
-                <w:sz w:val="16"/>
-              </w:rPr>
-              <w:t>s00q27, s01q03a, s01q03b, s01q03c, s01q00b</w:t>
-            </w:r>
-          </w:p>
-        </w:tc>
-        <w:tc>
-          <w:tcPr>
-            <w:tcW w:type="dxa" w:w="1191"/>
-          </w:tcPr>
-          <w:p>
-            <w:r>
-              <w:rPr>
-                <w:b w:val="0"/>
-                <w:i w:val="0"/>
-                <w:color w:val="64748B"/>
-                <w:sz w:val="16"/>
-              </w:rPr>
-              <w:t>GT-CQ</w:t>
-            </w:r>
-          </w:p>
-        </w:tc>
-        <w:tc>
-          <w:tcPr>
-            <w:tcW w:type="dxa" w:w="4706"/>
-          </w:tcPr>
-          <w:p>
-            <w:r>
-              <w:rPr>
-                <w:b w:val="0"/>
-                <w:i w:val="0"/>
-                <w:sz w:val="17"/>
-              </w:rPr>
-              <w:t>Les informations sur l'acte de naissance (ni Jours, ni mois et ni années) de  AMETH SOUGOU  manquent, s'il vous plait pouvez-vous fournir d'effort pour avoir ces informations.</w:t>
-            </w:r>
-          </w:p>
-        </w:tc>
-      </w:tr>
-      <w:tr>
-        <w:tc>
-          <w:tcPr>
-            <w:tcW w:type="dxa" w:w="964"/>
-          </w:tcPr>
-          <w:p>
-            <w:r>
-              <w:rPr>
-                <w:b/>
-                <w:i w:val="0"/>
-                <w:color w:val="EA580C"/>
-                <w:sz w:val="16"/>
-              </w:rPr>
-              <w:t>Moyenne</w:t>
-            </w:r>
-          </w:p>
-        </w:tc>
-        <w:tc>
-          <w:tcPr>
-            <w:tcW w:type="dxa" w:w="1247"/>
-          </w:tcPr>
-          <w:p>
-            <w:r>
-              <w:rPr>
-                <w:b/>
-                <w:i w:val="0"/>
-                <w:sz w:val="16"/>
-              </w:rPr>
-              <w:t>S01</w:t>
-              <w:br/>
-            </w:r>
-            <w:r>
-              <w:rPr>
-                <w:b w:val="0"/>
-                <w:i w:val="0"/>
-                <w:color w:val="64748B"/>
-                <w:sz w:val="14"/>
-              </w:rPr>
-              <w:t>Démographie</w:t>
-            </w:r>
-          </w:p>
-        </w:tc>
-        <w:tc>
-          <w:tcPr>
-            <w:tcW w:type="dxa" w:w="1531"/>
-          </w:tcPr>
-          <w:p>
-            <w:r>
-              <w:rPr>
-                <w:b/>
-                <w:i w:val="0"/>
-                <w:color w:val="16A34A"/>
-                <w:sz w:val="16"/>
-              </w:rPr>
-              <w:t>—</w:t>
-            </w:r>
-          </w:p>
-        </w:tc>
-        <w:tc>
-          <w:tcPr>
-            <w:tcW w:type="dxa" w:w="1191"/>
-          </w:tcPr>
-          <w:p>
-            <w:r>
-              <w:rPr>
-                <w:b w:val="0"/>
-                <w:i w:val="0"/>
-                <w:color w:val="64748B"/>
-                <w:sz w:val="16"/>
-              </w:rPr>
-              <w:t>GT-CQ</w:t>
-            </w:r>
-          </w:p>
-        </w:tc>
-        <w:tc>
-          <w:tcPr>
-            <w:tcW w:type="dxa" w:w="4706"/>
-          </w:tcPr>
-          <w:p>
-            <w:r>
-              <w:rPr>
-                <w:b w:val="0"/>
-                <w:i w:val="0"/>
-                <w:sz w:val="17"/>
-              </w:rPr>
               <w:t>Prière de verifier l'information donnée par AMETH SOUGOU ou corriger au niveau de la section 1.</w:t>
-            </w:r>
-          </w:p>
-        </w:tc>
-      </w:tr>
-      <w:tr>
-        <w:tc>
-          <w:tcPr>
-            <w:tcW w:type="dxa" w:w="964"/>
-          </w:tcPr>
-          <w:p>
-            <w:r>
-              <w:rPr>
-                <w:b/>
-                <w:i w:val="0"/>
-                <w:color w:val="EA580C"/>
-                <w:sz w:val="16"/>
-              </w:rPr>
-              <w:t>Moyenne</w:t>
-            </w:r>
-          </w:p>
-        </w:tc>
-        <w:tc>
-          <w:tcPr>
-            <w:tcW w:type="dxa" w:w="1247"/>
-          </w:tcPr>
-          <w:p>
-            <w:r>
-              <w:rPr>
-                <w:b/>
-                <w:i w:val="0"/>
-                <w:sz w:val="16"/>
-              </w:rPr>
-              <w:t>S01</w:t>
-              <w:br/>
-            </w:r>
-            <w:r>
-              <w:rPr>
-                <w:b w:val="0"/>
-                <w:i w:val="0"/>
-                <w:color w:val="64748B"/>
-                <w:sz w:val="14"/>
-              </w:rPr>
-              <w:t>Démographie</w:t>
-            </w:r>
-          </w:p>
-        </w:tc>
-        <w:tc>
-          <w:tcPr>
-            <w:tcW w:type="dxa" w:w="1531"/>
-          </w:tcPr>
-          <w:p>
-            <w:r>
-              <w:rPr>
-                <w:b/>
-                <w:i w:val="0"/>
-                <w:color w:val="16A34A"/>
-                <w:sz w:val="16"/>
-              </w:rPr>
-              <w:t>s00q27, s01q03a, s01q03b, s01q03c, s01q00b</w:t>
-            </w:r>
-          </w:p>
-        </w:tc>
-        <w:tc>
-          <w:tcPr>
-            <w:tcW w:type="dxa" w:w="1191"/>
-          </w:tcPr>
-          <w:p>
-            <w:r>
-              <w:rPr>
-                <w:b w:val="0"/>
-                <w:i w:val="0"/>
-                <w:color w:val="64748B"/>
-                <w:sz w:val="16"/>
-              </w:rPr>
-              <w:t>GT-CQ</w:t>
-            </w:r>
-          </w:p>
-        </w:tc>
-        <w:tc>
-          <w:tcPr>
-            <w:tcW w:type="dxa" w:w="4706"/>
-          </w:tcPr>
-          <w:p>
-            <w:r>
-              <w:rPr>
-                <w:b w:val="0"/>
-                <w:i w:val="0"/>
-                <w:sz w:val="17"/>
-              </w:rPr>
-              <w:t>Les informations sur l'acte de naissance (ni Jours, ni mois et ni années) de  AMY DIAGNE  manquent, s'il vous plait pouvez-vous fournir d'effort pour avoir ces informations.</w:t>
-            </w:r>
-          </w:p>
-        </w:tc>
-      </w:tr>
-      <w:tr>
-        <w:tc>
-          <w:tcPr>
-            <w:tcW w:type="dxa" w:w="964"/>
-          </w:tcPr>
-          <w:p>
-            <w:r>
-              <w:rPr>
-                <w:b/>
-                <w:i w:val="0"/>
-                <w:color w:val="EA580C"/>
-                <w:sz w:val="16"/>
-              </w:rPr>
-              <w:t>Moyenne</w:t>
-            </w:r>
-          </w:p>
-        </w:tc>
-        <w:tc>
-          <w:tcPr>
-            <w:tcW w:type="dxa" w:w="1247"/>
-          </w:tcPr>
-          <w:p>
-            <w:r>
-              <w:rPr>
-                <w:b/>
-                <w:i w:val="0"/>
-                <w:sz w:val="16"/>
-              </w:rPr>
-              <w:t>S01</w:t>
-              <w:br/>
-            </w:r>
-            <w:r>
-              <w:rPr>
-                <w:b w:val="0"/>
-                <w:i w:val="0"/>
-                <w:color w:val="64748B"/>
-                <w:sz w:val="14"/>
-              </w:rPr>
-              <w:t>Démographie</w:t>
-            </w:r>
-          </w:p>
-        </w:tc>
-        <w:tc>
-          <w:tcPr>
-            <w:tcW w:type="dxa" w:w="1531"/>
-          </w:tcPr>
-          <w:p>
-            <w:r>
-              <w:rPr>
-                <w:b/>
-                <w:i w:val="0"/>
-                <w:color w:val="16A34A"/>
-                <w:sz w:val="16"/>
-              </w:rPr>
-              <w:t>s00q27, s01q03a, s01q03b, s01q03c, s01q00b</w:t>
-            </w:r>
-          </w:p>
-        </w:tc>
-        <w:tc>
-          <w:tcPr>
-            <w:tcW w:type="dxa" w:w="1191"/>
-          </w:tcPr>
-          <w:p>
-            <w:r>
-              <w:rPr>
-                <w:b w:val="0"/>
-                <w:i w:val="0"/>
-                <w:color w:val="64748B"/>
-                <w:sz w:val="16"/>
-              </w:rPr>
-              <w:t>GT-CQ</w:t>
-            </w:r>
-          </w:p>
-        </w:tc>
-        <w:tc>
-          <w:tcPr>
-            <w:tcW w:type="dxa" w:w="4706"/>
-          </w:tcPr>
-          <w:p>
-            <w:r>
-              <w:rPr>
-                <w:b w:val="0"/>
-                <w:i w:val="0"/>
-                <w:sz w:val="17"/>
-              </w:rPr>
-              <w:t>Les informations sur l'acte de naissance (ni Jours, ni mois et ni années) de  AWA DIEYE  manquent, s'il vous plait pouvez-vous fournir d'effort pour avoir ces informations.</w:t>
-            </w:r>
-          </w:p>
-        </w:tc>
-      </w:tr>
-      <w:tr>
-        <w:tc>
-          <w:tcPr>
-            <w:tcW w:type="dxa" w:w="964"/>
-          </w:tcPr>
-          <w:p>
-            <w:r>
-              <w:rPr>
-                <w:b/>
-                <w:i w:val="0"/>
-                <w:color w:val="EA580C"/>
-                <w:sz w:val="16"/>
-              </w:rPr>
-              <w:t>Moyenne</w:t>
-            </w:r>
-          </w:p>
-        </w:tc>
-        <w:tc>
-          <w:tcPr>
-            <w:tcW w:type="dxa" w:w="1247"/>
-          </w:tcPr>
-          <w:p>
-            <w:r>
-              <w:rPr>
-                <w:b/>
-                <w:i w:val="0"/>
-                <w:sz w:val="16"/>
-              </w:rPr>
-              <w:t>S01</w:t>
-              <w:br/>
-            </w:r>
-            <w:r>
-              <w:rPr>
-                <w:b w:val="0"/>
-                <w:i w:val="0"/>
-                <w:color w:val="64748B"/>
-                <w:sz w:val="14"/>
-              </w:rPr>
-              <w:t>Démographie</w:t>
-            </w:r>
-          </w:p>
-        </w:tc>
-        <w:tc>
-          <w:tcPr>
-            <w:tcW w:type="dxa" w:w="1531"/>
-          </w:tcPr>
-          <w:p>
-            <w:r>
-              <w:rPr>
-                <w:b/>
-                <w:i w:val="0"/>
-                <w:color w:val="16A34A"/>
-                <w:sz w:val="16"/>
-              </w:rPr>
-              <w:t>s00q27, s01q03a, s01q03b, s01q03c, s01q00b</w:t>
-            </w:r>
-          </w:p>
-        </w:tc>
-        <w:tc>
-          <w:tcPr>
-            <w:tcW w:type="dxa" w:w="1191"/>
-          </w:tcPr>
-          <w:p>
-            <w:r>
-              <w:rPr>
-                <w:b w:val="0"/>
-                <w:i w:val="0"/>
-                <w:color w:val="64748B"/>
-                <w:sz w:val="16"/>
-              </w:rPr>
-              <w:t>GT-CQ</w:t>
-            </w:r>
-          </w:p>
-        </w:tc>
-        <w:tc>
-          <w:tcPr>
-            <w:tcW w:type="dxa" w:w="4706"/>
-          </w:tcPr>
-          <w:p>
-            <w:r>
-              <w:rPr>
-                <w:b w:val="0"/>
-                <w:i w:val="0"/>
-                <w:sz w:val="17"/>
-              </w:rPr>
-              <w:t>Les informations sur l'acte de naissance (ni Jours, ni mois et ni années) de  MAREME SOUGOU  manquent, s'il vous plait pouvez-vous fournir d'effort pour avoir ces informations.</w:t>
             </w:r>
           </w:p>
         </w:tc>
@@ -2434,7 +1714,7 @@
                 <w:color w:val="16A34A"/>
                 <w:sz w:val="16"/>
               </w:rPr>
-              <w:t>s01q10_1</w:t>
+              <w:t>—</w:t>
             </w:r>
           </w:p>
         </w:tc>
@@ -2465,7 +1745,7 @@
                 <w:i w:val="0"/>
                 <w:sz w:val="17"/>
               </w:rPr>
-              <w:t>La taille du ménage lors de l'enquête principale (7) de ce ménage est inférieur à la taille du denombrement (15), prière de fournir des explications concrètes ou aller revisiter le ménage.</w:t>
+              <w:t>Prière de verifier l'information donnée par SOKHNA MAI SOUGOU ou corriger au niveau de la section 1.</w:t>
             </w:r>
           </w:p>
         </w:tc>
@@ -2498,7 +1778,7 @@
                 <w:i w:val="0"/>
                 <w:sz w:val="16"/>
               </w:rPr>
-              <w:t>S02</w:t>
+              <w:t>S01</w:t>
               <w:br/>
             </w:r>
             <w:r>
@@ -2508,7 +1788,7 @@
                 <w:color w:val="64748B"/>
                 <w:sz w:val="14"/>
               </w:rPr>
-              <w:t>Éducation</w:t>
+              <w:t>Démographie</w:t>
             </w:r>
           </w:p>
         </w:tc>
@@ -2524,7 +1804,7 @@
                 <w:color w:val="16A34A"/>
                 <w:sz w:val="16"/>
               </w:rPr>
-              <w:t>—</w:t>
+              <w:t>s01q10_1</w:t>
             </w:r>
           </w:p>
         </w:tc>
@@ -2555,97 +1835,7 @@
                 <w:i w:val="0"/>
                 <w:sz w:val="17"/>
               </w:rPr>
-              <w:t>veuillez, s'il vous plait, confirmer la cotisation ( 2000 FCFA) payée de SOKHNA MAI SOUGOU avec le QG ou apporter les corrections nécessaires.</w:t>
-            </w:r>
-          </w:p>
-        </w:tc>
-      </w:tr>
-      <w:tr>
-        <w:tc>
-          <w:tcPr>
-            <w:tcW w:type="dxa" w:w="964"/>
-          </w:tcPr>
-          <w:p>
-            <w:r>
-              <w:rPr>
-                <w:b/>
-                <w:i w:val="0"/>
-                <w:color w:val="EA580C"/>
-                <w:sz w:val="16"/>
-              </w:rPr>
-              <w:t>Moyenne</w:t>
-            </w:r>
-          </w:p>
-        </w:tc>
-        <w:tc>
-          <w:tcPr>
-            <w:tcW w:type="dxa" w:w="1247"/>
-          </w:tcPr>
-          <w:p>
-            <w:r>
-              <w:rPr>
-                <w:b/>
-                <w:i w:val="0"/>
-                <w:sz w:val="16"/>
-              </w:rPr>
-              <w:t>S02</w:t>
-              <w:br/>
-            </w:r>
-            <w:r>
-              <w:rPr>
-                <w:b w:val="0"/>
-                <w:i w:val="0"/>
-                <w:color w:val="64748B"/>
-                <w:sz w:val="14"/>
-              </w:rPr>
-              <w:t>Éducation</w:t>
-            </w:r>
-          </w:p>
-        </w:tc>
-        <w:tc>
-          <w:tcPr>
-            <w:tcW w:type="dxa" w:w="1531"/>
-          </w:tcPr>
-          <w:p>
-            <w:r>
-              <w:rPr>
-                <w:b/>
-                <w:i w:val="0"/>
-                <w:color w:val="16A34A"/>
-                <w:sz w:val="16"/>
-              </w:rPr>
-              <w:t>—</w:t>
-            </w:r>
-          </w:p>
-        </w:tc>
-        <w:tc>
-          <w:tcPr>
-            <w:tcW w:type="dxa" w:w="1191"/>
-          </w:tcPr>
-          <w:p>
-            <w:r>
-              <w:rPr>
-                <w:b w:val="0"/>
-                <w:i w:val="0"/>
-                <w:color w:val="64748B"/>
-                <w:sz w:val="16"/>
-              </w:rPr>
-              <w:t>GT-CQ</w:t>
-            </w:r>
-          </w:p>
-        </w:tc>
-        <w:tc>
-          <w:tcPr>
-            <w:tcW w:type="dxa" w:w="4706"/>
-          </w:tcPr>
-          <w:p>
-            <w:r>
-              <w:rPr>
-                <w:b w:val="0"/>
-                <w:i w:val="0"/>
-                <w:sz w:val="17"/>
-              </w:rPr>
-              <w:t>veuillez, s'il vous plait, confirmer les frais de scolarité ( 5000 FCFA) payée de AMETH SOUGOU avec le QG ou apporter les corrections nécessaires.</w:t>
+              <w:t>Prière de corriger.La taille du ménage lors de l'enquête principale (7) de ce ménage est inférieur à la taille du denombrement (15), prière de fournir des explications concrètes ou aller revisiter le ménage.</w:t>
             </w:r>
           </w:p>
         </w:tc>
@@ -3920,96 +3110,6 @@
               <w:rPr>
                 <w:b/>
                 <w:i w:val="0"/>
-                <w:color w:val="EA580C"/>
-                <w:sz w:val="16"/>
-              </w:rPr>
-              <w:t>Moyenne</w:t>
-            </w:r>
-          </w:p>
-        </w:tc>
-        <w:tc>
-          <w:tcPr>
-            <w:tcW w:type="dxa" w:w="1247"/>
-          </w:tcPr>
-          <w:p>
-            <w:r>
-              <w:rPr>
-                <w:b/>
-                <w:i w:val="0"/>
-                <w:sz w:val="16"/>
-              </w:rPr>
-              <w:t>S13</w:t>
-              <w:br/>
-            </w:r>
-            <w:r>
-              <w:rPr>
-                <w:b w:val="0"/>
-                <w:i w:val="0"/>
-                <w:color w:val="64748B"/>
-                <w:sz w:val="14"/>
-              </w:rPr>
-              <w:t>Transferts</w:t>
-            </w:r>
-          </w:p>
-        </w:tc>
-        <w:tc>
-          <w:tcPr>
-            <w:tcW w:type="dxa" w:w="1531"/>
-          </w:tcPr>
-          <w:p>
-            <w:r>
-              <w:rPr>
-                <w:b/>
-                <w:i w:val="0"/>
-                <w:color w:val="16A34A"/>
-                <w:sz w:val="16"/>
-              </w:rPr>
-              <w:t>s00q07a, s00q08, s00q10, s00q13_0, s00q15_0, s00q17_0, s00q23a, s00q23b</w:t>
-            </w:r>
-          </w:p>
-        </w:tc>
-        <w:tc>
-          <w:tcPr>
-            <w:tcW w:type="dxa" w:w="1191"/>
-          </w:tcPr>
-          <w:p>
-            <w:r>
-              <w:rPr>
-                <w:b w:val="0"/>
-                <w:i w:val="0"/>
-                <w:color w:val="64748B"/>
-                <w:sz w:val="16"/>
-              </w:rPr>
-              <w:t>GT-CQ</w:t>
-            </w:r>
-          </w:p>
-        </w:tc>
-        <w:tc>
-          <w:tcPr>
-            <w:tcW w:type="dxa" w:w="4706"/>
-          </w:tcPr>
-          <w:p>
-            <w:r>
-              <w:rPr>
-                <w:b w:val="0"/>
-                <w:i w:val="0"/>
-                <w:sz w:val="17"/>
-              </w:rPr>
-              <w:t>L'enquêteur prière de fournir d'effort pour avoir le niveau d'étude et l'âge de celui qui a béneficié de l'argent dans la section 13b (Transfert emis).</w:t>
-            </w:r>
-          </w:p>
-        </w:tc>
-      </w:tr>
-      <w:tr>
-        <w:tc>
-          <w:tcPr>
-            <w:tcW w:type="dxa" w:w="964"/>
-          </w:tcPr>
-          <w:p>
-            <w:r>
-              <w:rPr>
-                <w:b/>
-                <w:i w:val="0"/>
                 <w:color w:val="CA8A04"/>
                 <w:sz w:val="16"/>
               </w:rPr>
